--- a/M1 Course/ENG/C# as a Game Development Language.docx
+++ b/M1 Course/ENG/C# as a Game Development Language.docx
@@ -11,16 +11,27 @@
           <w:b/>
           <w:bCs/>
           <w:color w:val="auto"/>
-        </w:rPr>
-      </w:pPr>
-      <w:r>
-        <w:rPr>
-          <w:rFonts w:ascii="Times New Roman" w:hAnsi="Times New Roman" w:cs="Times New Roman"/>
-          <w:b/>
-          <w:bCs/>
-          <w:color w:val="auto"/>
-        </w:rPr>
-        <w:t>СЛАЙД 1</w:t>
+          <w:lang w:val="en-US"/>
+        </w:rPr>
+      </w:pPr>
+      <w:r>
+        <w:rPr>
+          <w:rFonts w:ascii="Times New Roman" w:hAnsi="Times New Roman" w:cs="Times New Roman"/>
+          <w:b/>
+          <w:bCs/>
+          <w:color w:val="auto"/>
+        </w:rPr>
+        <w:t>СЛАЙД</w:t>
+      </w:r>
+      <w:r>
+        <w:rPr>
+          <w:rFonts w:ascii="Times New Roman" w:hAnsi="Times New Roman" w:cs="Times New Roman"/>
+          <w:b/>
+          <w:bCs/>
+          <w:color w:val="auto"/>
+          <w:lang w:val="en-US"/>
+        </w:rPr>
+        <w:t xml:space="preserve"> 1</w:t>
       </w:r>
     </w:p>
     <w:p>
@@ -87,96 +98,20 @@
           <w:color w:val="auto"/>
           <w:lang w:val="en-US"/>
         </w:rPr>
-        <w:t xml:space="preserve"> </w:t>
-      </w:r>
-      <w:r>
-        <w:rPr>
-          <w:rFonts w:ascii="Times New Roman" w:hAnsi="Times New Roman" w:cs="Times New Roman"/>
-          <w:b/>
-          <w:bCs/>
-          <w:color w:val="auto"/>
-          <w:lang w:val="en-US"/>
-        </w:rPr>
-        <w:t>2</w:t>
-      </w:r>
-    </w:p>
-    <w:p>
-      <w:pPr>
-        <w:rPr>
-          <w:lang w:val="en-US"/>
-        </w:rPr>
-      </w:pPr>
-      <w:r>
-        <w:rPr>
-          <w:lang w:val="en-US"/>
-        </w:rPr>
-        <w:t>This is the content of my presentation</w:t>
-      </w:r>
-      <w:r>
-        <w:rPr>
-          <w:lang w:val="en-US"/>
-        </w:rPr>
-        <w:t xml:space="preserve">: </w:t>
-      </w:r>
-      <w:r>
-        <w:rPr>
-          <w:lang w:val="en-US"/>
-        </w:rPr>
-        <w:t>Introduction</w:t>
-      </w:r>
-      <w:r>
-        <w:rPr>
-          <w:lang w:val="en-US"/>
-        </w:rPr>
-        <w:t xml:space="preserve">, </w:t>
-      </w:r>
-      <w:r>
-        <w:rPr>
-          <w:lang w:val="en-US"/>
-        </w:rPr>
-        <w:t>How C# Became a Game Language</w:t>
-      </w:r>
-      <w:r>
-        <w:rPr>
-          <w:lang w:val="en-US"/>
-        </w:rPr>
-        <w:t xml:space="preserve">, </w:t>
-      </w:r>
-      <w:r>
-        <w:rPr>
-          <w:lang w:val="en-US"/>
-        </w:rPr>
-        <w:t xml:space="preserve">Why C# Is So </w:t>
-      </w:r>
-      <w:r>
-        <w:rPr>
-          <w:lang w:val="en-US"/>
-        </w:rPr>
-        <w:t>Good, C#</w:t>
-      </w:r>
-      <w:r>
-        <w:rPr>
-          <w:lang w:val="en-US"/>
-        </w:rPr>
-        <w:t xml:space="preserve"> Becomes </w:t>
-      </w:r>
-      <w:r>
-        <w:rPr>
-          <w:lang w:val="en-US"/>
-        </w:rPr>
-        <w:t xml:space="preserve">Faster, Conclusion and </w:t>
-      </w:r>
-      <w:r>
-        <w:rPr>
-          <w:lang w:val="en-US"/>
-        </w:rPr>
-        <w:t>Bibliography</w:t>
-      </w:r>
-      <w:r>
-        <w:rPr>
-          <w:lang w:val="en-US"/>
-        </w:rPr>
-        <w:t>.</w:t>
+        <w:t xml:space="preserve"> 2</w:t>
+      </w:r>
+    </w:p>
+    <w:p>
+      <w:pPr>
+        <w:rPr>
+          <w:lang w:val="en-US"/>
+        </w:rPr>
+      </w:pPr>
+      <w:r>
+        <w:rPr>
+          <w:lang w:val="en-US"/>
+        </w:rPr>
+        <w:t>This is the content of my presentation: Introduction, How C# Became a Game Language, Why C# Is So Good, C# Becomes Faster, Conclusion and Bibliography.</w:t>
       </w:r>
     </w:p>
     <w:p>
@@ -240,17 +175,7 @@
           <w:color w:val="auto"/>
           <w:lang w:val="en-US"/>
         </w:rPr>
-        <w:t xml:space="preserve"> </w:t>
-      </w:r>
-      <w:r>
-        <w:rPr>
-          <w:rFonts w:ascii="Times New Roman" w:hAnsi="Times New Roman" w:cs="Times New Roman"/>
-          <w:b/>
-          <w:bCs/>
-          <w:color w:val="auto"/>
-          <w:lang w:val="en-US"/>
-        </w:rPr>
-        <w:t>3</w:t>
+        <w:t xml:space="preserve"> 3</w:t>
       </w:r>
     </w:p>
     <w:p>
@@ -346,25 +271,27 @@
           <w:b/>
           <w:bCs/>
           <w:color w:val="auto"/>
-        </w:rPr>
-      </w:pPr>
-      <w:r>
-        <w:rPr>
-          <w:rFonts w:ascii="Times New Roman" w:hAnsi="Times New Roman" w:cs="Times New Roman"/>
-          <w:b/>
-          <w:bCs/>
-          <w:color w:val="auto"/>
-        </w:rPr>
-        <w:t xml:space="preserve">СЛАЙД </w:t>
-      </w:r>
-      <w:r>
-        <w:rPr>
-          <w:rFonts w:ascii="Times New Roman" w:hAnsi="Times New Roman" w:cs="Times New Roman"/>
-          <w:b/>
-          <w:bCs/>
-          <w:color w:val="auto"/>
-        </w:rPr>
-        <w:t>4</w:t>
+          <w:lang w:val="en-US"/>
+        </w:rPr>
+      </w:pPr>
+      <w:r>
+        <w:rPr>
+          <w:rFonts w:ascii="Times New Roman" w:hAnsi="Times New Roman" w:cs="Times New Roman"/>
+          <w:b/>
+          <w:bCs/>
+          <w:color w:val="auto"/>
+        </w:rPr>
+        <w:t>СЛАЙД</w:t>
+      </w:r>
+      <w:r>
+        <w:rPr>
+          <w:rFonts w:ascii="Times New Roman" w:hAnsi="Times New Roman" w:cs="Times New Roman"/>
+          <w:b/>
+          <w:bCs/>
+          <w:color w:val="auto"/>
+          <w:lang w:val="en-US"/>
+        </w:rPr>
+        <w:t xml:space="preserve"> 4</w:t>
       </w:r>
     </w:p>
     <w:p>
@@ -544,6 +471,7 @@
           <w:b/>
           <w:bCs/>
           <w:color w:val="auto"/>
+          <w:lang w:val="en-US"/>
         </w:rPr>
       </w:pPr>
       <w:r>
@@ -554,16 +482,17 @@
           <w:color w:val="auto"/>
         </w:rPr>
         <w:lastRenderedPageBreak/>
-        <w:t xml:space="preserve">СЛАЙД </w:t>
-      </w:r>
-      <w:r>
-        <w:rPr>
-          <w:rFonts w:ascii="Times New Roman" w:hAnsi="Times New Roman" w:cs="Times New Roman"/>
-          <w:b/>
-          <w:bCs/>
-          <w:color w:val="auto"/>
-        </w:rPr>
-        <w:t>5</w:t>
+        <w:t>СЛАЙД</w:t>
+      </w:r>
+      <w:r>
+        <w:rPr>
+          <w:rFonts w:ascii="Times New Roman" w:hAnsi="Times New Roman" w:cs="Times New Roman"/>
+          <w:b/>
+          <w:bCs/>
+          <w:color w:val="auto"/>
+          <w:lang w:val="en-US"/>
+        </w:rPr>
+        <w:t xml:space="preserve"> 5</w:t>
       </w:r>
     </w:p>
     <w:p>
@@ -813,25 +742,27 @@
           <w:b/>
           <w:bCs/>
           <w:color w:val="auto"/>
-        </w:rPr>
-      </w:pPr>
-      <w:r>
-        <w:rPr>
-          <w:rFonts w:ascii="Times New Roman" w:hAnsi="Times New Roman" w:cs="Times New Roman"/>
-          <w:b/>
-          <w:bCs/>
-          <w:color w:val="auto"/>
-        </w:rPr>
-        <w:t xml:space="preserve">СЛАЙД </w:t>
-      </w:r>
-      <w:r>
-        <w:rPr>
-          <w:rFonts w:ascii="Times New Roman" w:hAnsi="Times New Roman" w:cs="Times New Roman"/>
-          <w:b/>
-          <w:bCs/>
-          <w:color w:val="auto"/>
-        </w:rPr>
-        <w:t>7</w:t>
+          <w:lang w:val="en-US"/>
+        </w:rPr>
+      </w:pPr>
+      <w:r>
+        <w:rPr>
+          <w:rFonts w:ascii="Times New Roman" w:hAnsi="Times New Roman" w:cs="Times New Roman"/>
+          <w:b/>
+          <w:bCs/>
+          <w:color w:val="auto"/>
+        </w:rPr>
+        <w:t>СЛАЙД</w:t>
+      </w:r>
+      <w:r>
+        <w:rPr>
+          <w:rFonts w:ascii="Times New Roman" w:hAnsi="Times New Roman" w:cs="Times New Roman"/>
+          <w:b/>
+          <w:bCs/>
+          <w:color w:val="auto"/>
+          <w:lang w:val="en-US"/>
+        </w:rPr>
+        <w:t xml:space="preserve"> 7</w:t>
       </w:r>
     </w:p>
     <w:p>
@@ -861,6 +792,24 @@
         <w:rPr>
           <w:lang w:val="en-US"/>
         </w:rPr>
+        <w:t>In conclusion</w:t>
+      </w:r>
+      <w:r>
+        <w:rPr>
+          <w:lang w:val="en-US"/>
+        </w:rPr>
+        <w:t>,</w:t>
+      </w:r>
+      <w:r>
+        <w:rPr>
+          <w:lang w:val="en-US"/>
+        </w:rPr>
+        <w:t xml:space="preserve"> </w:t>
+      </w:r>
+      <w:r>
+        <w:rPr>
+          <w:lang w:val="en-US"/>
+        </w:rPr>
         <w:t>C# is not just a language. It is a gateway to game development. If you dream of making games, C# is your best first step.</w:t>
       </w:r>
     </w:p>
@@ -880,6 +829,12 @@
       </w:r>
     </w:p>
     <w:p>
+      <w:r>
+        <w:t>В заключении</w:t>
+      </w:r>
+      <w:r>
+        <w:t xml:space="preserve">, </w:t>
+      </w:r>
       <w:r>
         <w:t>C# — это не просто язык программирования. Это путь в мир разработки игр. Если вы мечтаете создавать игры, C# станет для вас лучшим первым шагом.</w:t>
       </w:r>
@@ -913,17 +868,7 @@
           <w:color w:val="auto"/>
           <w:lang w:val="en-US"/>
         </w:rPr>
-        <w:t xml:space="preserve"> </w:t>
-      </w:r>
-      <w:r>
-        <w:rPr>
-          <w:rFonts w:ascii="Times New Roman" w:hAnsi="Times New Roman" w:cs="Times New Roman"/>
-          <w:b/>
-          <w:bCs/>
-          <w:color w:val="auto"/>
-          <w:lang w:val="en-US"/>
-        </w:rPr>
-        <w:t>8</w:t>
+        <w:t xml:space="preserve"> 8</w:t>
       </w:r>
     </w:p>
     <w:p>
@@ -1628,6 +1573,7 @@
   <w:style w:type="character" w:default="1" w:styleId="a0">
     <w:name w:val="Default Paragraph Font"/>
     <w:uiPriority w:val="1"/>
+    <w:semiHidden/>
     <w:unhideWhenUsed/>
   </w:style>
   <w:style w:type="table" w:default="1" w:styleId="a1">
